--- a/docs/04_Diagramas_UML.docx
+++ b/docs/04_Diagramas_UML.docx
@@ -1,5 +1,29 @@
 
-<file path=word/document.xml><?xml version="1.0" encoding="utf-8"?>
+<file path=docProps\app.xml><?xml version="1.0" encoding="utf-8"?>
+<Properties xmlns="http://schemas.openxmlformats.org/officeDocument/2006/extended-properties" xmlns:vt="http://schemas.openxmlformats.org/officeDocument/2006/docPropsVTypes"/>
+</file>
+
+<file path=docProps\core.xml><?xml version="1.0" encoding="utf-8"?>
+<cp:coreProperties xmlns:cp="http://schemas.openxmlformats.org/package/2006/metadata/core-properties" xmlns:dc="http://purl.org/dc/elements/1.1/" xmlns:dcterms="http://purl.org/dc/terms/" xmlns:dcmitype="http://purl.org/dc/dcmitype/" xmlns:xsi="http://www.w3.org/2001/XMLSchema-instance">
+  <dc:title>Diagramas UML</dc:title>
+  <dc:creator>Sistema Web para la Gestión de un Minimarket</dc:creator>
+  <dc:description>Proyecto final del curso de Desarrollo de Sistemas de Información</dc:description>
+  <cp:lastModifiedBy>Un-named</cp:lastModifiedBy>
+  <cp:revision>1</cp:revision>
+  <dcterms:created xsi:type="dcterms:W3CDTF">2026-08-27T02:20:20.229Z</dcterms:created>
+  <dcterms:modified xsi:type="dcterms:W3CDTF">2026-08-27T02:20:20.229Z</dcterms:modified>
+</cp:coreProperties>
+</file>
+
+<file path=docProps\custom.xml><?xml version="1.0" encoding="utf-8"?>
+<Properties xmlns="http://schemas.openxmlformats.org/officeDocument/2006/custom-properties" xmlns:vt="http://schemas.openxmlformats.org/officeDocument/2006/docPropsVTypes"/>
+</file>
+
+<file path=word\comments.xml><?xml version="1.0" encoding="utf-8"?>
+<w:comments xmlns:cx="http://schemas.microsoft.com/office/drawing/2014/chartex" xmlns:cx1="http://schemas.microsoft.com/office/drawing/2015/9/8/chartex" xmlns:cx2="http://schemas.microsoft.com/office/drawing/2015/10/21/chartex" xmlns:cx3="http://schemas.microsoft.com/office/drawing/2016/5/9/chartex" xmlns:cx4="http://schemas.microsoft.com/office/drawing/2016/5/10/chartex" xmlns:cx5="http://schemas.microsoft.com/office/drawing/2016/5/11/chartex" xmlns:cx6="http://schemas.microsoft.com/office/drawing/2016/5/12/chartex" xmlns:cx7="http://schemas.microsoft.com/office/drawing/2016/5/13/chartex" xmlns:cx8="http://schemas.microsoft.com/office/drawing/2016/5/14/chartex" xmlns:mc="http://schemas.openxmlformats.org/markup-compatibility/2006" xmlns:aink="http://schemas.microsoft.com/office/drawing/2016/ink" xmlns:am3d="http://schemas.microsoft.com/office/drawing/2017/model3d" xmlns:o="urn:schemas-microsoft-com:office:office" xmlns:r="http://schemas.openxmlformats.org/officeDocument/2006/relationships" xmlns:m="http://schemas.openxmlformats.org/officeDocument/2006/math" xmlns:v="urn:schemas-microsoft-com:vml" xmlns:wp14="http://schemas.microsoft.com/office/word/2010/wordprocessingDrawing" xmlns:wp="http://schemas.openxmlformats.org/drawingml/2006/wordprocessingDrawing" xmlns:w10="urn:schemas-microsoft-com:office:word" xmlns:w="http://schemas.openxmlformats.org/wordprocessingml/2006/main" xmlns:w14="http://schemas.microsoft.com/office/word/2010/wordml" xmlns:w15="http://schemas.microsoft.com/office/word/2012/wordml" xmlns:w16cex="http://schemas.microsoft.com/office/word/2018/wordml/cex" xmlns:w16cid="http://schemas.microsoft.com/office/word/2016/wordml/cid" xmlns:w16="http://schemas.microsoft.com/office/word/2018/wordml" xmlns:w16sdtdh="http://schemas.microsoft.com/office/word/2020/wordml/sdtdatahash" xmlns:w16se="http://schemas.microsoft.com/office/word/2015/wordml/symex" xmlns:wpg="http://schemas.microsoft.com/office/word/2010/wordprocessingGroup" xmlns:wpi="http://schemas.microsoft.com/office/word/2010/wordprocessingInk" xmlns:wne="http://schemas.microsoft.com/office/word/2006/wordml" xmlns:wps="http://schemas.microsoft.com/office/word/2010/wordprocessingShape"/>
+</file>
+
+<file path=word\document.xml><?xml version="1.0" encoding="utf-8"?>
 <w:document xmlns:wpc="http://schemas.microsoft.com/office/word/2010/wordprocessingCanvas" xmlns:mc="http://schemas.openxmlformats.org/markup-compatibility/2006" xmlns:o="urn:schemas-microsoft-com:office:office" xmlns:r="http://schemas.openxmlformats.org/officeDocument/2006/relationships" xmlns:m="http://schemas.openxmlformats.org/officeDocument/2006/math" xmlns:v="urn:schemas-microsoft-com:vml" xmlns:wp14="http://schemas.microsoft.com/office/word/2010/wordprocessingDrawing" xmlns:wp="http://schemas.openxmlformats.org/drawingml/2006/wordprocessingDrawing" xmlns:w10="urn:schemas-microsoft-com:office:word" xmlns:w="http://schemas.openxmlformats.org/wordprocessingml/2006/main" xmlns:w14="http://schemas.microsoft.com/office/word/2010/wordml" xmlns:w15="http://schemas.microsoft.com/office/word/2012/wordml" xmlns:wpg="http://schemas.microsoft.com/office/word/2010/wordprocessingGroup" xmlns:wpi="http://schemas.microsoft.com/office/word/2010/wordprocessingInk" xmlns:wne="http://schemas.microsoft.com/office/word/2006/wordml" xmlns:wps="http://schemas.microsoft.com/office/word/2010/wordprocessingShape" xmlns:cx="http://schemas.microsoft.com/office/drawing/2014/chartex" xmlns:cx1="http://schemas.microsoft.com/office/drawing/2015/9/8/chartex" xmlns:cx2="http://schemas.microsoft.com/office/drawing/2015/10/21/chartex" xmlns:cx3="http://schemas.microsoft.com/office/drawing/2016/5/9/chartex" xmlns:cx4="http://schemas.microsoft.com/office/drawing/2016/5/10/chartex" xmlns:cx5="http://schemas.microsoft.com/office/drawing/2016/5/11/chartex" xmlns:cx6="http://schemas.microsoft.com/office/drawing/2016/5/12/chartex" xmlns:cx7="http://schemas.microsoft.com/office/drawing/2016/5/13/chartex" xmlns:cx8="http://schemas.microsoft.com/office/drawing/2016/5/14/chartex" xmlns:aink="http://schemas.microsoft.com/office/drawing/2016/ink" xmlns:am3d="http://schemas.microsoft.com/office/drawing/2017/model3d" xmlns:w16cex="http://schemas.microsoft.com/office/word/2018/wordml/cex" xmlns:w16cid="http://schemas.microsoft.com/office/word/2016/wordml/cid" xmlns:w16="http://schemas.microsoft.com/office/word/2018/wordml" xmlns:w16sdtdh="http://schemas.microsoft.com/office/word/2020/wordml/sdtdatahash" xmlns:w16se="http://schemas.microsoft.com/office/word/2015/wordml/symex" mc:Ignorable="w14 w15 wp14">
   <w:body>
     <w:p>
@@ -1196,7 +1220,7 @@
           <w:sz w:val="22"/>
           <w:szCs w:val="22"/>
         </w:rPr>
-        <w:t xml:space="preserve">Muestra los trece casos de uso del sistema agrupados dentro de su frontera y los dos actores que interactúan con ellos. El cajero concentra su trabajo en el punto de venta y en la consulta del catálogo; el administrador conserva además el control del inventario, los reportes y las cuentas de acceso.</w:t>
+        <w:t xml:space="preserve">Muestra los catorce casos de uso del sistema agrupados dentro de su frontera y los tres actores que interactúan con ellos. El cajero concentra su trabajo en el punto de venta y en la consulta del catálogo; el almacenero se ocupa del inventario y también consulta el catálogo; el administrador conserva además el control de las categorías, los reportes y las cuentas de acceso.</w:t>
       </w:r>
     </w:p>
     <w:p>
@@ -1225,7 +1249,7 @@
       <w:r>
         <w:drawing>
           <wp:inline distT="0" distB="0" distL="0" distR="0">
-            <wp:extent cx="4095750" cy="7686675"/>
+            <wp:extent cx="4095750" cy="8783181"/>
             <wp:effectExtent t="0" r="0" b="0" l="0"/>
             <wp:docPr id="1" name="" descr="" title=""/>
             <wp:cNvGraphicFramePr>
@@ -1250,7 +1274,7 @@
                   <pic:spPr bwMode="auto">
                     <a:xfrm>
                       <a:off x="0" y="0"/>
-                      <a:ext cx="4095750" cy="7686675"/>
+                      <a:ext cx="4095750" cy="8783181"/>
                     </a:xfrm>
                     <a:prstGeom prst="rect">
                       <a:avLst/>
@@ -2990,11 +3014,7 @@
 </w:document>
 </file>
 
-<file path=word/comments.xml><?xml version="1.0" encoding="utf-8"?>
-<w:comments xmlns:cx="http://schemas.microsoft.com/office/drawing/2014/chartex" xmlns:cx1="http://schemas.microsoft.com/office/drawing/2015/9/8/chartex" xmlns:cx2="http://schemas.microsoft.com/office/drawing/2015/10/21/chartex" xmlns:cx3="http://schemas.microsoft.com/office/drawing/2016/5/9/chartex" xmlns:cx4="http://schemas.microsoft.com/office/drawing/2016/5/10/chartex" xmlns:cx5="http://schemas.microsoft.com/office/drawing/2016/5/11/chartex" xmlns:cx6="http://schemas.microsoft.com/office/drawing/2016/5/12/chartex" xmlns:cx7="http://schemas.microsoft.com/office/drawing/2016/5/13/chartex" xmlns:cx8="http://schemas.microsoft.com/office/drawing/2016/5/14/chartex" xmlns:mc="http://schemas.openxmlformats.org/markup-compatibility/2006" xmlns:aink="http://schemas.microsoft.com/office/drawing/2016/ink" xmlns:am3d="http://schemas.microsoft.com/office/drawing/2017/model3d" xmlns:o="urn:schemas-microsoft-com:office:office" xmlns:r="http://schemas.openxmlformats.org/officeDocument/2006/relationships" xmlns:m="http://schemas.openxmlformats.org/officeDocument/2006/math" xmlns:v="urn:schemas-microsoft-com:vml" xmlns:wp14="http://schemas.microsoft.com/office/word/2010/wordprocessingDrawing" xmlns:wp="http://schemas.openxmlformats.org/drawingml/2006/wordprocessingDrawing" xmlns:w10="urn:schemas-microsoft-com:office:word" xmlns:w="http://schemas.openxmlformats.org/wordprocessingml/2006/main" xmlns:w14="http://schemas.microsoft.com/office/word/2010/wordml" xmlns:w15="http://schemas.microsoft.com/office/word/2012/wordml" xmlns:w16cex="http://schemas.microsoft.com/office/word/2018/wordml/cex" xmlns:w16cid="http://schemas.microsoft.com/office/word/2016/wordml/cid" xmlns:w16="http://schemas.microsoft.com/office/word/2018/wordml" xmlns:w16sdtdh="http://schemas.microsoft.com/office/word/2020/wordml/sdtdatahash" xmlns:w16se="http://schemas.microsoft.com/office/word/2015/wordml/symex" xmlns:wpg="http://schemas.microsoft.com/office/word/2010/wordprocessingGroup" xmlns:wpi="http://schemas.microsoft.com/office/word/2010/wordprocessingInk" xmlns:wne="http://schemas.microsoft.com/office/word/2006/wordml" xmlns:wps="http://schemas.microsoft.com/office/word/2010/wordprocessingShape"/>
-</file>
-
-<file path=word/endnotes.xml><?xml version="1.0" encoding="utf-8"?>
+<file path=word\endnotes.xml><?xml version="1.0" encoding="utf-8"?>
 <w:endnotes xmlns:wpc="http://schemas.microsoft.com/office/word/2010/wordprocessingCanvas" xmlns:mc="http://schemas.openxmlformats.org/markup-compatibility/2006" xmlns:o="urn:schemas-microsoft-com:office:office" xmlns:r="http://schemas.openxmlformats.org/officeDocument/2006/relationships" xmlns:m="http://schemas.openxmlformats.org/officeDocument/2006/math" xmlns:v="urn:schemas-microsoft-com:vml" xmlns:wp14="http://schemas.microsoft.com/office/word/2010/wordprocessingDrawing" xmlns:wp="http://schemas.openxmlformats.org/drawingml/2006/wordprocessingDrawing" xmlns:w10="urn:schemas-microsoft-com:office:word" xmlns:w="http://schemas.openxmlformats.org/wordprocessingml/2006/main" xmlns:w14="http://schemas.microsoft.com/office/word/2010/wordml" xmlns:w15="http://schemas.microsoft.com/office/word/2012/wordml" xmlns:wpg="http://schemas.microsoft.com/office/word/2010/wordprocessingGroup" xmlns:wpi="http://schemas.microsoft.com/office/word/2010/wordprocessingInk" xmlns:wne="http://schemas.microsoft.com/office/word/2006/wordml" xmlns:wps="http://schemas.microsoft.com/office/word/2010/wordprocessingShape" mc:Ignorable="w14 w15 wp14">
   <w:endnote w:type="separator" w:id="-1">
     <w:p>
@@ -3031,7 +3051,11 @@
 </w:endnotes>
 </file>
 
-<file path=word/footer1.xml><?xml version="1.0" encoding="utf-8"?>
+<file path=word\fontTable.xml><?xml version="1.0" encoding="utf-8"?>
+<w:fonts xmlns:mc="http://schemas.openxmlformats.org/markup-compatibility/2006" xmlns:r="http://schemas.openxmlformats.org/officeDocument/2006/relationships" xmlns:w="http://schemas.openxmlformats.org/wordprocessingml/2006/main" xmlns:w14="http://schemas.microsoft.com/office/word/2010/wordml" xmlns:w15="http://schemas.microsoft.com/office/word/2012/wordml" xmlns:w16cex="http://schemas.microsoft.com/office/word/2018/wordml/cex" xmlns:w16cid="http://schemas.microsoft.com/office/word/2016/wordml/cid" xmlns:w16="http://schemas.microsoft.com/office/word/2018/wordml" xmlns:w16sdtdh="http://schemas.microsoft.com/office/word/2020/wordml/sdtdatahash" xmlns:w16se="http://schemas.microsoft.com/office/word/2015/wordml/symex" mc:Ignorable="w14 w15 w16se w16cid w16 w16cex w16sdtdh"/>
+</file>
+
+<file path=word\footer1.xml><?xml version="1.0" encoding="utf-8"?>
 <w:ftr xmlns:wpc="http://schemas.microsoft.com/office/word/2010/wordprocessingCanvas" xmlns:mc="http://schemas.openxmlformats.org/markup-compatibility/2006" xmlns:o="urn:schemas-microsoft-com:office:office" xmlns:r="http://schemas.openxmlformats.org/officeDocument/2006/relationships" xmlns:m="http://schemas.openxmlformats.org/officeDocument/2006/math" xmlns:v="urn:schemas-microsoft-com:vml" xmlns:wp14="http://schemas.microsoft.com/office/word/2010/wordprocessingDrawing" xmlns:wp="http://schemas.openxmlformats.org/drawingml/2006/wordprocessingDrawing" xmlns:w10="urn:schemas-microsoft-com:office:word" xmlns:w="http://schemas.openxmlformats.org/wordprocessingml/2006/main" xmlns:w14="http://schemas.microsoft.com/office/word/2010/wordml" xmlns:w15="http://schemas.microsoft.com/office/word/2012/wordml" xmlns:wpg="http://schemas.microsoft.com/office/word/2010/wordprocessingGroup" xmlns:wpi="http://schemas.microsoft.com/office/word/2010/wordprocessingInk" xmlns:wne="http://schemas.microsoft.com/office/word/2006/wordml" xmlns:wps="http://schemas.microsoft.com/office/word/2010/wordprocessingShape">
   <w:p>
     <w:pPr>
@@ -3058,13 +3082,13 @@
 </w:ftr>
 </file>
 
-<file path=word/footer2.xml><?xml version="1.0" encoding="utf-8"?>
+<file path=word\footer2.xml><?xml version="1.0" encoding="utf-8"?>
 <w:ftr xmlns:wpc="http://schemas.microsoft.com/office/word/2010/wordprocessingCanvas" xmlns:mc="http://schemas.openxmlformats.org/markup-compatibility/2006" xmlns:o="urn:schemas-microsoft-com:office:office" xmlns:r="http://schemas.openxmlformats.org/officeDocument/2006/relationships" xmlns:m="http://schemas.openxmlformats.org/officeDocument/2006/math" xmlns:v="urn:schemas-microsoft-com:vml" xmlns:wp14="http://schemas.microsoft.com/office/word/2010/wordprocessingDrawing" xmlns:wp="http://schemas.openxmlformats.org/drawingml/2006/wordprocessingDrawing" xmlns:w10="urn:schemas-microsoft-com:office:word" xmlns:w="http://schemas.openxmlformats.org/wordprocessingml/2006/main" xmlns:w14="http://schemas.microsoft.com/office/word/2010/wordml" xmlns:w15="http://schemas.microsoft.com/office/word/2012/wordml" xmlns:wpg="http://schemas.microsoft.com/office/word/2010/wordprocessingGroup" xmlns:wpi="http://schemas.microsoft.com/office/word/2010/wordprocessingInk" xmlns:wne="http://schemas.microsoft.com/office/word/2006/wordml" xmlns:wps="http://schemas.microsoft.com/office/word/2010/wordprocessingShape">
   <w:p/>
 </w:ftr>
 </file>
 
-<file path=word/footer3.xml><?xml version="1.0" encoding="utf-8"?>
+<file path=word\footer3.xml><?xml version="1.0" encoding="utf-8"?>
 <w:ftr xmlns:wpc="http://schemas.microsoft.com/office/word/2010/wordprocessingCanvas" xmlns:mc="http://schemas.openxmlformats.org/markup-compatibility/2006" xmlns:o="urn:schemas-microsoft-com:office:office" xmlns:r="http://schemas.openxmlformats.org/officeDocument/2006/relationships" xmlns:m="http://schemas.openxmlformats.org/officeDocument/2006/math" xmlns:v="urn:schemas-microsoft-com:vml" xmlns:wp14="http://schemas.microsoft.com/office/word/2010/wordprocessingDrawing" xmlns:wp="http://schemas.openxmlformats.org/drawingml/2006/wordprocessingDrawing" xmlns:w10="urn:schemas-microsoft-com:office:word" xmlns:w="http://schemas.openxmlformats.org/wordprocessingml/2006/main" xmlns:w14="http://schemas.microsoft.com/office/word/2010/wordml" xmlns:w15="http://schemas.microsoft.com/office/word/2012/wordml" xmlns:wpg="http://schemas.microsoft.com/office/word/2010/wordprocessingGroup" xmlns:wpi="http://schemas.microsoft.com/office/word/2010/wordprocessingInk" xmlns:wne="http://schemas.microsoft.com/office/word/2006/wordml" xmlns:wps="http://schemas.microsoft.com/office/word/2010/wordprocessingShape">
   <w:p>
     <w:pPr>
@@ -3091,7 +3115,7 @@
 </w:ftr>
 </file>
 
-<file path=word/footer4.xml><?xml version="1.0" encoding="utf-8"?>
+<file path=word\footer4.xml><?xml version="1.0" encoding="utf-8"?>
 <w:ftr xmlns:wpc="http://schemas.microsoft.com/office/word/2010/wordprocessingCanvas" xmlns:mc="http://schemas.openxmlformats.org/markup-compatibility/2006" xmlns:o="urn:schemas-microsoft-com:office:office" xmlns:r="http://schemas.openxmlformats.org/officeDocument/2006/relationships" xmlns:m="http://schemas.openxmlformats.org/officeDocument/2006/math" xmlns:v="urn:schemas-microsoft-com:vml" xmlns:wp14="http://schemas.microsoft.com/office/word/2010/wordprocessingDrawing" xmlns:wp="http://schemas.openxmlformats.org/drawingml/2006/wordprocessingDrawing" xmlns:w10="urn:schemas-microsoft-com:office:word" xmlns:w="http://schemas.openxmlformats.org/wordprocessingml/2006/main" xmlns:w14="http://schemas.microsoft.com/office/word/2010/wordml" xmlns:w15="http://schemas.microsoft.com/office/word/2012/wordml" xmlns:wpg="http://schemas.microsoft.com/office/word/2010/wordprocessingGroup" xmlns:wpi="http://schemas.microsoft.com/office/word/2010/wordprocessingInk" xmlns:wne="http://schemas.microsoft.com/office/word/2006/wordml" xmlns:wps="http://schemas.microsoft.com/office/word/2010/wordprocessingShape">
   <w:p>
     <w:pPr>
@@ -3118,7 +3142,7 @@
 </w:ftr>
 </file>
 
-<file path=word/footnotes.xml><?xml version="1.0" encoding="utf-8"?>
+<file path=word\footnotes.xml><?xml version="1.0" encoding="utf-8"?>
 <w:footnotes xmlns:wpc="http://schemas.microsoft.com/office/word/2010/wordprocessingCanvas" xmlns:mc="http://schemas.openxmlformats.org/markup-compatibility/2006" xmlns:o="urn:schemas-microsoft-com:office:office" xmlns:r="http://schemas.openxmlformats.org/officeDocument/2006/relationships" xmlns:m="http://schemas.openxmlformats.org/officeDocument/2006/math" xmlns:v="urn:schemas-microsoft-com:vml" xmlns:wp14="http://schemas.microsoft.com/office/word/2010/wordprocessingDrawing" xmlns:wp="http://schemas.openxmlformats.org/drawingml/2006/wordprocessingDrawing" xmlns:w10="urn:schemas-microsoft-com:office:word" xmlns:w="http://schemas.openxmlformats.org/wordprocessingml/2006/main" xmlns:w14="http://schemas.microsoft.com/office/word/2010/wordml" xmlns:w15="http://schemas.microsoft.com/office/word/2012/wordml" xmlns:wpg="http://schemas.microsoft.com/office/word/2010/wordprocessingGroup" xmlns:wpi="http://schemas.microsoft.com/office/word/2010/wordprocessingInk" xmlns:wne="http://schemas.microsoft.com/office/word/2006/wordml" xmlns:wps="http://schemas.microsoft.com/office/word/2010/wordprocessingShape" mc:Ignorable="w14 w15 wp14">
   <w:footnote w:type="separator" w:id="-1">
     <w:p>
@@ -3155,7 +3179,7 @@
 </w:footnotes>
 </file>
 
-<file path=word/header1.xml><?xml version="1.0" encoding="utf-8"?>
+<file path=word\header1.xml><?xml version="1.0" encoding="utf-8"?>
 <w:hdr xmlns:wpc="http://schemas.microsoft.com/office/word/2010/wordprocessingCanvas" xmlns:mc="http://schemas.openxmlformats.org/markup-compatibility/2006" xmlns:o="urn:schemas-microsoft-com:office:office" xmlns:r="http://schemas.openxmlformats.org/officeDocument/2006/relationships" xmlns:m="http://schemas.openxmlformats.org/officeDocument/2006/math" xmlns:v="urn:schemas-microsoft-com:vml" xmlns:wp14="http://schemas.microsoft.com/office/word/2010/wordprocessingDrawing" xmlns:wp="http://schemas.openxmlformats.org/drawingml/2006/wordprocessingDrawing" xmlns:w10="urn:schemas-microsoft-com:office:word" xmlns:w="http://schemas.openxmlformats.org/wordprocessingml/2006/main" xmlns:w14="http://schemas.microsoft.com/office/word/2010/wordml" xmlns:w15="http://schemas.microsoft.com/office/word/2012/wordml" xmlns:wpg="http://schemas.microsoft.com/office/word/2010/wordprocessingGroup" xmlns:wpi="http://schemas.microsoft.com/office/word/2010/wordprocessingInk" xmlns:wne="http://schemas.microsoft.com/office/word/2006/wordml" xmlns:wps="http://schemas.microsoft.com/office/word/2010/wordprocessingShape" xmlns:cx="http://schemas.microsoft.com/office/drawing/2014/chartex" xmlns:cx1="http://schemas.microsoft.com/office/drawing/2015/9/8/chartex" xmlns:cx2="http://schemas.microsoft.com/office/drawing/2015/10/21/chartex" xmlns:cx3="http://schemas.microsoft.com/office/drawing/2016/5/9/chartex" xmlns:cx4="http://schemas.microsoft.com/office/drawing/2016/5/10/chartex" xmlns:cx5="http://schemas.microsoft.com/office/drawing/2016/5/11/chartex" xmlns:cx6="http://schemas.microsoft.com/office/drawing/2016/5/12/chartex" xmlns:cx7="http://schemas.microsoft.com/office/drawing/2016/5/13/chartex" xmlns:cx8="http://schemas.microsoft.com/office/drawing/2016/5/14/chartex" xmlns:w16cid="http://schemas.microsoft.com/office/word/2016/wordml/cid" xmlns:w16se="http://schemas.microsoft.com/office/word/2015/wordml/symex">
   <w:p>
     <w:pPr>
@@ -3176,13 +3200,13 @@
 </w:hdr>
 </file>
 
-<file path=word/header2.xml><?xml version="1.0" encoding="utf-8"?>
+<file path=word\header2.xml><?xml version="1.0" encoding="utf-8"?>
 <w:hdr xmlns:wpc="http://schemas.microsoft.com/office/word/2010/wordprocessingCanvas" xmlns:mc="http://schemas.openxmlformats.org/markup-compatibility/2006" xmlns:o="urn:schemas-microsoft-com:office:office" xmlns:r="http://schemas.openxmlformats.org/officeDocument/2006/relationships" xmlns:m="http://schemas.openxmlformats.org/officeDocument/2006/math" xmlns:v="urn:schemas-microsoft-com:vml" xmlns:wp14="http://schemas.microsoft.com/office/word/2010/wordprocessingDrawing" xmlns:wp="http://schemas.openxmlformats.org/drawingml/2006/wordprocessingDrawing" xmlns:w10="urn:schemas-microsoft-com:office:word" xmlns:w="http://schemas.openxmlformats.org/wordprocessingml/2006/main" xmlns:w14="http://schemas.microsoft.com/office/word/2010/wordml" xmlns:w15="http://schemas.microsoft.com/office/word/2012/wordml" xmlns:wpg="http://schemas.microsoft.com/office/word/2010/wordprocessingGroup" xmlns:wpi="http://schemas.microsoft.com/office/word/2010/wordprocessingInk" xmlns:wne="http://schemas.microsoft.com/office/word/2006/wordml" xmlns:wps="http://schemas.microsoft.com/office/word/2010/wordprocessingShape" xmlns:cx="http://schemas.microsoft.com/office/drawing/2014/chartex" xmlns:cx1="http://schemas.microsoft.com/office/drawing/2015/9/8/chartex" xmlns:cx2="http://schemas.microsoft.com/office/drawing/2015/10/21/chartex" xmlns:cx3="http://schemas.microsoft.com/office/drawing/2016/5/9/chartex" xmlns:cx4="http://schemas.microsoft.com/office/drawing/2016/5/10/chartex" xmlns:cx5="http://schemas.microsoft.com/office/drawing/2016/5/11/chartex" xmlns:cx6="http://schemas.microsoft.com/office/drawing/2016/5/12/chartex" xmlns:cx7="http://schemas.microsoft.com/office/drawing/2016/5/13/chartex" xmlns:cx8="http://schemas.microsoft.com/office/drawing/2016/5/14/chartex" xmlns:w16cid="http://schemas.microsoft.com/office/word/2016/wordml/cid" xmlns:w16se="http://schemas.microsoft.com/office/word/2015/wordml/symex">
   <w:p/>
 </w:hdr>
 </file>
 
-<file path=word/header3.xml><?xml version="1.0" encoding="utf-8"?>
+<file path=word\header3.xml><?xml version="1.0" encoding="utf-8"?>
 <w:hdr xmlns:wpc="http://schemas.microsoft.com/office/word/2010/wordprocessingCanvas" xmlns:mc="http://schemas.openxmlformats.org/markup-compatibility/2006" xmlns:o="urn:schemas-microsoft-com:office:office" xmlns:r="http://schemas.openxmlformats.org/officeDocument/2006/relationships" xmlns:m="http://schemas.openxmlformats.org/officeDocument/2006/math" xmlns:v="urn:schemas-microsoft-com:vml" xmlns:wp14="http://schemas.microsoft.com/office/word/2010/wordprocessingDrawing" xmlns:wp="http://schemas.openxmlformats.org/drawingml/2006/wordprocessingDrawing" xmlns:w10="urn:schemas-microsoft-com:office:word" xmlns:w="http://schemas.openxmlformats.org/wordprocessingml/2006/main" xmlns:w14="http://schemas.microsoft.com/office/word/2010/wordml" xmlns:w15="http://schemas.microsoft.com/office/word/2012/wordml" xmlns:wpg="http://schemas.microsoft.com/office/word/2010/wordprocessingGroup" xmlns:wpi="http://schemas.microsoft.com/office/word/2010/wordprocessingInk" xmlns:wne="http://schemas.microsoft.com/office/word/2006/wordml" xmlns:wps="http://schemas.microsoft.com/office/word/2010/wordprocessingShape" xmlns:cx="http://schemas.microsoft.com/office/drawing/2014/chartex" xmlns:cx1="http://schemas.microsoft.com/office/drawing/2015/9/8/chartex" xmlns:cx2="http://schemas.microsoft.com/office/drawing/2015/10/21/chartex" xmlns:cx3="http://schemas.microsoft.com/office/drawing/2016/5/9/chartex" xmlns:cx4="http://schemas.microsoft.com/office/drawing/2016/5/10/chartex" xmlns:cx5="http://schemas.microsoft.com/office/drawing/2016/5/11/chartex" xmlns:cx6="http://schemas.microsoft.com/office/drawing/2016/5/12/chartex" xmlns:cx7="http://schemas.microsoft.com/office/drawing/2016/5/13/chartex" xmlns:cx8="http://schemas.microsoft.com/office/drawing/2016/5/14/chartex" xmlns:w16cid="http://schemas.microsoft.com/office/word/2016/wordml/cid" xmlns:w16se="http://schemas.microsoft.com/office/word/2015/wordml/symex">
   <w:p>
     <w:pPr>
@@ -3203,7 +3227,7 @@
 </w:hdr>
 </file>
 
-<file path=word/header4.xml><?xml version="1.0" encoding="utf-8"?>
+<file path=word\header4.xml><?xml version="1.0" encoding="utf-8"?>
 <w:hdr xmlns:wpc="http://schemas.microsoft.com/office/word/2010/wordprocessingCanvas" xmlns:mc="http://schemas.openxmlformats.org/markup-compatibility/2006" xmlns:o="urn:schemas-microsoft-com:office:office" xmlns:r="http://schemas.openxmlformats.org/officeDocument/2006/relationships" xmlns:m="http://schemas.openxmlformats.org/officeDocument/2006/math" xmlns:v="urn:schemas-microsoft-com:vml" xmlns:wp14="http://schemas.microsoft.com/office/word/2010/wordprocessingDrawing" xmlns:wp="http://schemas.openxmlformats.org/drawingml/2006/wordprocessingDrawing" xmlns:w10="urn:schemas-microsoft-com:office:word" xmlns:w="http://schemas.openxmlformats.org/wordprocessingml/2006/main" xmlns:w14="http://schemas.microsoft.com/office/word/2010/wordml" xmlns:w15="http://schemas.microsoft.com/office/word/2012/wordml" xmlns:wpg="http://schemas.microsoft.com/office/word/2010/wordprocessingGroup" xmlns:wpi="http://schemas.microsoft.com/office/word/2010/wordprocessingInk" xmlns:wne="http://schemas.microsoft.com/office/word/2006/wordml" xmlns:wps="http://schemas.microsoft.com/office/word/2010/wordprocessingShape" xmlns:cx="http://schemas.microsoft.com/office/drawing/2014/chartex" xmlns:cx1="http://schemas.microsoft.com/office/drawing/2015/9/8/chartex" xmlns:cx2="http://schemas.microsoft.com/office/drawing/2015/10/21/chartex" xmlns:cx3="http://schemas.microsoft.com/office/drawing/2016/5/9/chartex" xmlns:cx4="http://schemas.microsoft.com/office/drawing/2016/5/10/chartex" xmlns:cx5="http://schemas.microsoft.com/office/drawing/2016/5/11/chartex" xmlns:cx6="http://schemas.microsoft.com/office/drawing/2016/5/12/chartex" xmlns:cx7="http://schemas.microsoft.com/office/drawing/2016/5/13/chartex" xmlns:cx8="http://schemas.microsoft.com/office/drawing/2016/5/14/chartex" xmlns:w16cid="http://schemas.microsoft.com/office/word/2016/wordml/cid" xmlns:w16se="http://schemas.microsoft.com/office/word/2015/wordml/symex">
   <w:p>
     <w:pPr>
@@ -3224,7 +3248,7 @@
 </w:hdr>
 </file>
 
-<file path=word/numbering.xml><?xml version="1.0" encoding="utf-8"?>
+<file path=word\numbering.xml><?xml version="1.0" encoding="utf-8"?>
 <w:numbering xmlns:wpc="http://schemas.microsoft.com/office/word/2010/wordprocessingCanvas" xmlns:mc="http://schemas.openxmlformats.org/markup-compatibility/2006" xmlns:o="urn:schemas-microsoft-com:office:office" xmlns:r="http://schemas.openxmlformats.org/officeDocument/2006/relationships" xmlns:m="http://schemas.openxmlformats.org/officeDocument/2006/math" xmlns:v="urn:schemas-microsoft-com:vml" xmlns:wp14="http://schemas.microsoft.com/office/word/2010/wordprocessingDrawing" xmlns:wp="http://schemas.openxmlformats.org/drawingml/2006/wordprocessingDrawing" xmlns:w10="urn:schemas-microsoft-com:office:word" xmlns:w="http://schemas.openxmlformats.org/wordprocessingml/2006/main" xmlns:w14="http://schemas.microsoft.com/office/word/2010/wordml" xmlns:w15="http://schemas.microsoft.com/office/word/2012/wordml" xmlns:wpg="http://schemas.microsoft.com/office/word/2010/wordprocessingGroup" xmlns:wpi="http://schemas.microsoft.com/office/word/2010/wordprocessingInk" xmlns:wne="http://schemas.microsoft.com/office/word/2006/wordml" xmlns:wps="http://schemas.microsoft.com/office/word/2010/wordprocessingShape" mc:Ignorable="w14 w15 wp14">
   <w:abstractNum w:abstractNumId="1" w15:restartNumberingAfterBreak="0">
     <w:multiLevelType w:val="hybridMultilevel"/>
@@ -3340,7 +3364,17 @@
 </w:numbering>
 </file>
 
-<file path=word/styles.xml><?xml version="1.0" encoding="utf-8"?>
+<file path=word\settings.xml><?xml version="1.0" encoding="utf-8"?>
+<w:settings xmlns:wpc="http://schemas.microsoft.com/office/word/2010/wordprocessingCanvas" xmlns:mc="http://schemas.openxmlformats.org/markup-compatibility/2006" xmlns:o="urn:schemas-microsoft-com:office:office" xmlns:r="http://schemas.openxmlformats.org/officeDocument/2006/relationships" xmlns:m="http://schemas.openxmlformats.org/officeDocument/2006/math" xmlns:v="urn:schemas-microsoft-com:vml" xmlns:wp14="http://schemas.microsoft.com/office/word/2010/wordprocessingDrawing" xmlns:wp="http://schemas.openxmlformats.org/drawingml/2006/wordprocessingDrawing" xmlns:w10="urn:schemas-microsoft-com:office:word" xmlns:w="http://schemas.openxmlformats.org/wordprocessingml/2006/main" xmlns:w14="http://schemas.microsoft.com/office/word/2010/wordml" xmlns:w15="http://schemas.microsoft.com/office/word/2012/wordml" xmlns:wpg="http://schemas.microsoft.com/office/word/2010/wordprocessingGroup" xmlns:wpi="http://schemas.microsoft.com/office/word/2010/wordprocessingInk" xmlns:wne="http://schemas.microsoft.com/office/word/2006/wordml" xmlns:wps="http://schemas.microsoft.com/office/word/2010/wordprocessingShape" mc:Ignorable="w14 w15 wp14">
+  <w:displayBackgroundShape/>
+  <w:evenAndOddHeaders w:val="false"/>
+  <w:compat>
+    <w:compatSetting w:val="15" w:name="compatibilityMode" w:uri="http://schemas.microsoft.com/office/word"/>
+  </w:compat>
+</w:settings>
+</file>
+
+<file path=word\styles.xml><?xml version="1.0" encoding="utf-8"?>
 <w:styles xmlns:mc="http://schemas.openxmlformats.org/markup-compatibility/2006" xmlns:r="http://schemas.openxmlformats.org/officeDocument/2006/relationships" xmlns:w="http://schemas.openxmlformats.org/wordprocessingml/2006/main" xmlns:w14="http://schemas.microsoft.com/office/word/2010/wordml" xmlns:w15="http://schemas.microsoft.com/office/word/2012/wordml" mc:Ignorable="w14 w15">
   <w:docDefaults>
     <w:rPrDefault>

--- a/docs/04_Diagramas_UML.docx
+++ b/docs/04_Diagramas_UML.docx
@@ -1826,7 +1826,7 @@
       <w:r>
         <w:drawing>
           <wp:inline distT="0" distB="0" distL="0" distR="0">
-            <wp:extent cx="4953000" cy="5314950"/>
+            <wp:extent cx="4953000" cy="4395308"/>
             <wp:effectExtent t="0" r="0" b="0" l="0"/>
             <wp:docPr id="1" name="" descr="" title=""/>
             <wp:cNvGraphicFramePr>
@@ -1851,7 +1851,7 @@
                   <pic:spPr bwMode="auto">
                     <a:xfrm>
                       <a:off x="0" y="0"/>
-                      <a:ext cx="4953000" cy="5314950"/>
+                      <a:ext cx="4953000" cy="4395308"/>
                     </a:xfrm>
                     <a:prstGeom prst="rect">
                       <a:avLst/>

--- a/docs/04_Diagramas_UML.docx
+++ b/docs/04_Diagramas_UML.docx
@@ -1,29 +1,5 @@
 
-<file path=docProps\app.xml><?xml version="1.0" encoding="utf-8"?>
-<Properties xmlns="http://schemas.openxmlformats.org/officeDocument/2006/extended-properties" xmlns:vt="http://schemas.openxmlformats.org/officeDocument/2006/docPropsVTypes"/>
-</file>
-
-<file path=docProps\core.xml><?xml version="1.0" encoding="utf-8"?>
-<cp:coreProperties xmlns:cp="http://schemas.openxmlformats.org/package/2006/metadata/core-properties" xmlns:dc="http://purl.org/dc/elements/1.1/" xmlns:dcterms="http://purl.org/dc/terms/" xmlns:dcmitype="http://purl.org/dc/dcmitype/" xmlns:xsi="http://www.w3.org/2001/XMLSchema-instance">
-  <dc:title>Diagramas UML</dc:title>
-  <dc:creator>Sistema Web para la Gestión de un Minimarket</dc:creator>
-  <dc:description>Proyecto final del curso de Desarrollo de Sistemas de Información</dc:description>
-  <cp:lastModifiedBy>Un-named</cp:lastModifiedBy>
-  <cp:revision>1</cp:revision>
-  <dcterms:created xsi:type="dcterms:W3CDTF">2026-08-27T02:20:20.229Z</dcterms:created>
-  <dcterms:modified xsi:type="dcterms:W3CDTF">2026-08-27T02:20:20.229Z</dcterms:modified>
-</cp:coreProperties>
-</file>
-
-<file path=docProps\custom.xml><?xml version="1.0" encoding="utf-8"?>
-<Properties xmlns="http://schemas.openxmlformats.org/officeDocument/2006/custom-properties" xmlns:vt="http://schemas.openxmlformats.org/officeDocument/2006/docPropsVTypes"/>
-</file>
-
-<file path=word\comments.xml><?xml version="1.0" encoding="utf-8"?>
-<w:comments xmlns:cx="http://schemas.microsoft.com/office/drawing/2014/chartex" xmlns:cx1="http://schemas.microsoft.com/office/drawing/2015/9/8/chartex" xmlns:cx2="http://schemas.microsoft.com/office/drawing/2015/10/21/chartex" xmlns:cx3="http://schemas.microsoft.com/office/drawing/2016/5/9/chartex" xmlns:cx4="http://schemas.microsoft.com/office/drawing/2016/5/10/chartex" xmlns:cx5="http://schemas.microsoft.com/office/drawing/2016/5/11/chartex" xmlns:cx6="http://schemas.microsoft.com/office/drawing/2016/5/12/chartex" xmlns:cx7="http://schemas.microsoft.com/office/drawing/2016/5/13/chartex" xmlns:cx8="http://schemas.microsoft.com/office/drawing/2016/5/14/chartex" xmlns:mc="http://schemas.openxmlformats.org/markup-compatibility/2006" xmlns:aink="http://schemas.microsoft.com/office/drawing/2016/ink" xmlns:am3d="http://schemas.microsoft.com/office/drawing/2017/model3d" xmlns:o="urn:schemas-microsoft-com:office:office" xmlns:r="http://schemas.openxmlformats.org/officeDocument/2006/relationships" xmlns:m="http://schemas.openxmlformats.org/officeDocument/2006/math" xmlns:v="urn:schemas-microsoft-com:vml" xmlns:wp14="http://schemas.microsoft.com/office/word/2010/wordprocessingDrawing" xmlns:wp="http://schemas.openxmlformats.org/drawingml/2006/wordprocessingDrawing" xmlns:w10="urn:schemas-microsoft-com:office:word" xmlns:w="http://schemas.openxmlformats.org/wordprocessingml/2006/main" xmlns:w14="http://schemas.microsoft.com/office/word/2010/wordml" xmlns:w15="http://schemas.microsoft.com/office/word/2012/wordml" xmlns:w16cex="http://schemas.microsoft.com/office/word/2018/wordml/cex" xmlns:w16cid="http://schemas.microsoft.com/office/word/2016/wordml/cid" xmlns:w16="http://schemas.microsoft.com/office/word/2018/wordml" xmlns:w16sdtdh="http://schemas.microsoft.com/office/word/2020/wordml/sdtdatahash" xmlns:w16se="http://schemas.microsoft.com/office/word/2015/wordml/symex" xmlns:wpg="http://schemas.microsoft.com/office/word/2010/wordprocessingGroup" xmlns:wpi="http://schemas.microsoft.com/office/word/2010/wordprocessingInk" xmlns:wne="http://schemas.microsoft.com/office/word/2006/wordml" xmlns:wps="http://schemas.microsoft.com/office/word/2010/wordprocessingShape"/>
-</file>
-
-<file path=word\document.xml><?xml version="1.0" encoding="utf-8"?>
+<file path=word/document.xml><?xml version="1.0" encoding="utf-8"?>
 <w:document xmlns:wpc="http://schemas.microsoft.com/office/word/2010/wordprocessingCanvas" xmlns:mc="http://schemas.openxmlformats.org/markup-compatibility/2006" xmlns:o="urn:schemas-microsoft-com:office:office" xmlns:r="http://schemas.openxmlformats.org/officeDocument/2006/relationships" xmlns:m="http://schemas.openxmlformats.org/officeDocument/2006/math" xmlns:v="urn:schemas-microsoft-com:vml" xmlns:wp14="http://schemas.microsoft.com/office/word/2010/wordprocessingDrawing" xmlns:wp="http://schemas.openxmlformats.org/drawingml/2006/wordprocessingDrawing" xmlns:w10="urn:schemas-microsoft-com:office:word" xmlns:w="http://schemas.openxmlformats.org/wordprocessingml/2006/main" xmlns:w14="http://schemas.microsoft.com/office/word/2010/wordml" xmlns:w15="http://schemas.microsoft.com/office/word/2012/wordml" xmlns:wpg="http://schemas.microsoft.com/office/word/2010/wordprocessingGroup" xmlns:wpi="http://schemas.microsoft.com/office/word/2010/wordprocessingInk" xmlns:wne="http://schemas.microsoft.com/office/word/2006/wordml" xmlns:wps="http://schemas.microsoft.com/office/word/2010/wordprocessingShape" xmlns:cx="http://schemas.microsoft.com/office/drawing/2014/chartex" xmlns:cx1="http://schemas.microsoft.com/office/drawing/2015/9/8/chartex" xmlns:cx2="http://schemas.microsoft.com/office/drawing/2015/10/21/chartex" xmlns:cx3="http://schemas.microsoft.com/office/drawing/2016/5/9/chartex" xmlns:cx4="http://schemas.microsoft.com/office/drawing/2016/5/10/chartex" xmlns:cx5="http://schemas.microsoft.com/office/drawing/2016/5/11/chartex" xmlns:cx6="http://schemas.microsoft.com/office/drawing/2016/5/12/chartex" xmlns:cx7="http://schemas.microsoft.com/office/drawing/2016/5/13/chartex" xmlns:cx8="http://schemas.microsoft.com/office/drawing/2016/5/14/chartex" xmlns:aink="http://schemas.microsoft.com/office/drawing/2016/ink" xmlns:am3d="http://schemas.microsoft.com/office/drawing/2017/model3d" xmlns:w16cex="http://schemas.microsoft.com/office/word/2018/wordml/cex" xmlns:w16cid="http://schemas.microsoft.com/office/word/2016/wordml/cid" xmlns:w16="http://schemas.microsoft.com/office/word/2018/wordml" xmlns:w16sdtdh="http://schemas.microsoft.com/office/word/2020/wordml/sdtdatahash" xmlns:w16se="http://schemas.microsoft.com/office/word/2015/wordml/symex" mc:Ignorable="w14 w15 wp14">
   <w:body>
     <w:p>
@@ -383,7 +359,7 @@
                 <w:sz w:val="20"/>
                 <w:szCs w:val="20"/>
               </w:rPr>
-              <w:t xml:space="preserve">26 de agosto de 2026</w:t>
+              <w:t xml:space="preserve">17 de setiembre de 2026</w:t>
             </w:r>
           </w:p>
         </w:tc>
@@ -1185,9 +1161,19 @@
       </w:tr>
     </w:tbl>
     <w:p>
-      <w:r>
-        <w:br w:type="page"/>
-      </w:r>
+      <w:pPr>
+        <w:sectPr>
+          <w:headerReference w:type="default" r:id="rId7"/>
+          <w:headerReference w:type="first" r:id="rId8"/>
+          <w:footerReference w:type="default" r:id="rId9"/>
+          <w:footerReference w:type="first" r:id="rId10"/>
+          <w:pgSz w:w="11906" w:h="16838" w:orient="portrait"/>
+          <w:pgMar w:top="1440" w:right="1440" w:bottom="1440" w:left="1440" w:header="708" w:footer="708" w:gutter="0"/>
+          <w:pgNumType/>
+          <w:titlePg/>
+          <w:docGrid w:linePitch="360"/>
+        </w:sectPr>
+      </w:pPr>
     </w:p>
     <w:p>
       <w:pPr>
@@ -1220,7 +1206,7 @@
           <w:sz w:val="22"/>
           <w:szCs w:val="22"/>
         </w:rPr>
-        <w:t xml:space="preserve">Muestra los catorce casos de uso del sistema agrupados dentro de su frontera y los tres actores que interactúan con ellos. El cajero concentra su trabajo en el punto de venta y en la consulta del catálogo; el almacenero se ocupa del inventario y también consulta el catálogo; el administrador conserva además el control de las categorías, los reportes y las cuentas de acceso.</w:t>
+        <w:t xml:space="preserve">Muestra los casos de uso implementados y los actores que interactúan con el sistema. El visitante consulta el catálogo público; el cajero opera ventas y clientes; el almacenero gestiona inventario y kardex; el administrador gestiona la operación; y el superadministrador controla las cuentas de mayor privilegio.</w:t>
       </w:r>
     </w:p>
     <w:p>
@@ -1238,7 +1224,7 @@
           <w:sz w:val="22"/>
           <w:szCs w:val="22"/>
         </w:rPr>
-        <w:t xml:space="preserve">La relación «include» entre CU-02 y CU-03 indica que registrar una venta siempre emite un comprobante. La relación «extend» entre CU-06 y CU-09 indica que desde la gestión de productos se puede consultar el kardex, pero no es obligatorio hacerlo.</w:t>
+        <w:t xml:space="preserve">Registrar una venta incluye la emisión de su comprobante. El sistema aplica permisos por rol antes de cada módulo y conserva los movimientos de stock en el kardex.</w:t>
       </w:r>
     </w:p>
     <w:p>
@@ -1249,7 +1235,7 @@
       <w:r>
         <w:drawing>
           <wp:inline distT="0" distB="0" distL="0" distR="0">
-            <wp:extent cx="4095750" cy="8783181"/>
+            <wp:extent cx="8572500" cy="10496550"/>
             <wp:effectExtent t="0" r="0" b="0" l="0"/>
             <wp:docPr id="1" name="" descr="" title=""/>
             <wp:cNvGraphicFramePr>
@@ -1274,7 +1260,7 @@
                   <pic:spPr bwMode="auto">
                     <a:xfrm>
                       <a:off x="0" y="0"/>
-                      <a:ext cx="4095750" cy="8783181"/>
+                      <a:ext cx="8572500" cy="10496550"/>
                     </a:xfrm>
                     <a:prstGeom prst="rect">
                       <a:avLst/>
@@ -1304,19 +1290,9 @@
       </w:r>
     </w:p>
     <w:p>
-      <w:pPr>
-        <w:sectPr>
-          <w:headerReference w:type="default" r:id="rId7"/>
-          <w:headerReference w:type="first" r:id="rId8"/>
-          <w:footerReference w:type="default" r:id="rId9"/>
-          <w:footerReference w:type="first" r:id="rId10"/>
-          <w:pgSz w:w="11906" w:h="16838" w:orient="portrait"/>
-          <w:pgMar w:top="1440" w:right="1440" w:bottom="1440" w:left="1440" w:header="708" w:footer="708" w:gutter="0"/>
-          <w:pgNumType/>
-          <w:titlePg/>
-          <w:docGrid w:linePitch="360"/>
-        </w:sectPr>
-      </w:pPr>
+      <w:r>
+        <w:br w:type="page"/>
+      </w:r>
     </w:p>
     <w:p>
       <w:pPr>
@@ -1378,7 +1354,7 @@
       <w:r>
         <w:drawing>
           <wp:inline distT="0" distB="0" distL="0" distR="0">
-            <wp:extent cx="8572500" cy="5667375"/>
+            <wp:extent cx="8572500" cy="6591300"/>
             <wp:effectExtent t="0" r="0" b="0" l="0"/>
             <wp:docPr id="1" name="" descr="" title=""/>
             <wp:cNvGraphicFramePr>
@@ -1403,7 +1379,7 @@
                   <pic:spPr bwMode="auto">
                     <a:xfrm>
                       <a:off x="0" y="0"/>
-                      <a:ext cx="8572500" cy="5667375"/>
+                      <a:ext cx="8572500" cy="6591300"/>
                     </a:xfrm>
                     <a:prstGeom prst="rect">
                       <a:avLst/>
@@ -1725,7 +1701,7 @@
       <w:r>
         <w:drawing>
           <wp:inline distT="0" distB="0" distL="0" distR="0">
-            <wp:extent cx="3810000" cy="10201275"/>
+            <wp:extent cx="3810000" cy="10125075"/>
             <wp:effectExtent t="0" r="0" b="0" l="0"/>
             <wp:docPr id="1" name="" descr="" title=""/>
             <wp:cNvGraphicFramePr>
@@ -1750,7 +1726,7 @@
                   <pic:spPr bwMode="auto">
                     <a:xfrm>
                       <a:off x="0" y="0"/>
-                      <a:ext cx="3810000" cy="10201275"/>
+                      <a:ext cx="3810000" cy="10125075"/>
                     </a:xfrm>
                     <a:prstGeom prst="rect">
                       <a:avLst/>
@@ -1826,7 +1802,7 @@
       <w:r>
         <w:drawing>
           <wp:inline distT="0" distB="0" distL="0" distR="0">
-            <wp:extent cx="4953000" cy="4395308"/>
+            <wp:extent cx="4953000" cy="6248400"/>
             <wp:effectExtent t="0" r="0" b="0" l="0"/>
             <wp:docPr id="1" name="" descr="" title=""/>
             <wp:cNvGraphicFramePr>
@@ -1851,7 +1827,7 @@
                   <pic:spPr bwMode="auto">
                     <a:xfrm>
                       <a:off x="0" y="0"/>
-                      <a:ext cx="4953000" cy="4395308"/>
+                      <a:ext cx="4953000" cy="6248400"/>
                     </a:xfrm>
                     <a:prstGeom prst="rect">
                       <a:avLst/>
@@ -3014,7 +2990,11 @@
 </w:document>
 </file>
 
-<file path=word\endnotes.xml><?xml version="1.0" encoding="utf-8"?>
+<file path=word/comments.xml><?xml version="1.0" encoding="utf-8"?>
+<w:comments xmlns:cx="http://schemas.microsoft.com/office/drawing/2014/chartex" xmlns:cx1="http://schemas.microsoft.com/office/drawing/2015/9/8/chartex" xmlns:cx2="http://schemas.microsoft.com/office/drawing/2015/10/21/chartex" xmlns:cx3="http://schemas.microsoft.com/office/drawing/2016/5/9/chartex" xmlns:cx4="http://schemas.microsoft.com/office/drawing/2016/5/10/chartex" xmlns:cx5="http://schemas.microsoft.com/office/drawing/2016/5/11/chartex" xmlns:cx6="http://schemas.microsoft.com/office/drawing/2016/5/12/chartex" xmlns:cx7="http://schemas.microsoft.com/office/drawing/2016/5/13/chartex" xmlns:cx8="http://schemas.microsoft.com/office/drawing/2016/5/14/chartex" xmlns:mc="http://schemas.openxmlformats.org/markup-compatibility/2006" xmlns:aink="http://schemas.microsoft.com/office/drawing/2016/ink" xmlns:am3d="http://schemas.microsoft.com/office/drawing/2017/model3d" xmlns:o="urn:schemas-microsoft-com:office:office" xmlns:r="http://schemas.openxmlformats.org/officeDocument/2006/relationships" xmlns:m="http://schemas.openxmlformats.org/officeDocument/2006/math" xmlns:v="urn:schemas-microsoft-com:vml" xmlns:wp14="http://schemas.microsoft.com/office/word/2010/wordprocessingDrawing" xmlns:wp="http://schemas.openxmlformats.org/drawingml/2006/wordprocessingDrawing" xmlns:w10="urn:schemas-microsoft-com:office:word" xmlns:w="http://schemas.openxmlformats.org/wordprocessingml/2006/main" xmlns:w14="http://schemas.microsoft.com/office/word/2010/wordml" xmlns:w15="http://schemas.microsoft.com/office/word/2012/wordml" xmlns:w16cex="http://schemas.microsoft.com/office/word/2018/wordml/cex" xmlns:w16cid="http://schemas.microsoft.com/office/word/2016/wordml/cid" xmlns:w16="http://schemas.microsoft.com/office/word/2018/wordml" xmlns:w16sdtdh="http://schemas.microsoft.com/office/word/2020/wordml/sdtdatahash" xmlns:w16se="http://schemas.microsoft.com/office/word/2015/wordml/symex" xmlns:wpg="http://schemas.microsoft.com/office/word/2010/wordprocessingGroup" xmlns:wpi="http://schemas.microsoft.com/office/word/2010/wordprocessingInk" xmlns:wne="http://schemas.microsoft.com/office/word/2006/wordml" xmlns:wps="http://schemas.microsoft.com/office/word/2010/wordprocessingShape"/>
+</file>
+
+<file path=word/endnotes.xml><?xml version="1.0" encoding="utf-8"?>
 <w:endnotes xmlns:wpc="http://schemas.microsoft.com/office/word/2010/wordprocessingCanvas" xmlns:mc="http://schemas.openxmlformats.org/markup-compatibility/2006" xmlns:o="urn:schemas-microsoft-com:office:office" xmlns:r="http://schemas.openxmlformats.org/officeDocument/2006/relationships" xmlns:m="http://schemas.openxmlformats.org/officeDocument/2006/math" xmlns:v="urn:schemas-microsoft-com:vml" xmlns:wp14="http://schemas.microsoft.com/office/word/2010/wordprocessingDrawing" xmlns:wp="http://schemas.openxmlformats.org/drawingml/2006/wordprocessingDrawing" xmlns:w10="urn:schemas-microsoft-com:office:word" xmlns:w="http://schemas.openxmlformats.org/wordprocessingml/2006/main" xmlns:w14="http://schemas.microsoft.com/office/word/2010/wordml" xmlns:w15="http://schemas.microsoft.com/office/word/2012/wordml" xmlns:wpg="http://schemas.microsoft.com/office/word/2010/wordprocessingGroup" xmlns:wpi="http://schemas.microsoft.com/office/word/2010/wordprocessingInk" xmlns:wne="http://schemas.microsoft.com/office/word/2006/wordml" xmlns:wps="http://schemas.microsoft.com/office/word/2010/wordprocessingShape" mc:Ignorable="w14 w15 wp14">
   <w:endnote w:type="separator" w:id="-1">
     <w:p>
@@ -3051,11 +3031,7 @@
 </w:endnotes>
 </file>
 
-<file path=word\fontTable.xml><?xml version="1.0" encoding="utf-8"?>
-<w:fonts xmlns:mc="http://schemas.openxmlformats.org/markup-compatibility/2006" xmlns:r="http://schemas.openxmlformats.org/officeDocument/2006/relationships" xmlns:w="http://schemas.openxmlformats.org/wordprocessingml/2006/main" xmlns:w14="http://schemas.microsoft.com/office/word/2010/wordml" xmlns:w15="http://schemas.microsoft.com/office/word/2012/wordml" xmlns:w16cex="http://schemas.microsoft.com/office/word/2018/wordml/cex" xmlns:w16cid="http://schemas.microsoft.com/office/word/2016/wordml/cid" xmlns:w16="http://schemas.microsoft.com/office/word/2018/wordml" xmlns:w16sdtdh="http://schemas.microsoft.com/office/word/2020/wordml/sdtdatahash" xmlns:w16se="http://schemas.microsoft.com/office/word/2015/wordml/symex" mc:Ignorable="w14 w15 w16se w16cid w16 w16cex w16sdtdh"/>
-</file>
-
-<file path=word\footer1.xml><?xml version="1.0" encoding="utf-8"?>
+<file path=word/footer1.xml><?xml version="1.0" encoding="utf-8"?>
 <w:ftr xmlns:wpc="http://schemas.microsoft.com/office/word/2010/wordprocessingCanvas" xmlns:mc="http://schemas.openxmlformats.org/markup-compatibility/2006" xmlns:o="urn:schemas-microsoft-com:office:office" xmlns:r="http://schemas.openxmlformats.org/officeDocument/2006/relationships" xmlns:m="http://schemas.openxmlformats.org/officeDocument/2006/math" xmlns:v="urn:schemas-microsoft-com:vml" xmlns:wp14="http://schemas.microsoft.com/office/word/2010/wordprocessingDrawing" xmlns:wp="http://schemas.openxmlformats.org/drawingml/2006/wordprocessingDrawing" xmlns:w10="urn:schemas-microsoft-com:office:word" xmlns:w="http://schemas.openxmlformats.org/wordprocessingml/2006/main" xmlns:w14="http://schemas.microsoft.com/office/word/2010/wordml" xmlns:w15="http://schemas.microsoft.com/office/word/2012/wordml" xmlns:wpg="http://schemas.microsoft.com/office/word/2010/wordprocessingGroup" xmlns:wpi="http://schemas.microsoft.com/office/word/2010/wordprocessingInk" xmlns:wne="http://schemas.microsoft.com/office/word/2006/wordml" xmlns:wps="http://schemas.microsoft.com/office/word/2010/wordprocessingShape">
   <w:p>
     <w:pPr>
@@ -3082,13 +3058,13 @@
 </w:ftr>
 </file>
 
-<file path=word\footer2.xml><?xml version="1.0" encoding="utf-8"?>
+<file path=word/footer2.xml><?xml version="1.0" encoding="utf-8"?>
 <w:ftr xmlns:wpc="http://schemas.microsoft.com/office/word/2010/wordprocessingCanvas" xmlns:mc="http://schemas.openxmlformats.org/markup-compatibility/2006" xmlns:o="urn:schemas-microsoft-com:office:office" xmlns:r="http://schemas.openxmlformats.org/officeDocument/2006/relationships" xmlns:m="http://schemas.openxmlformats.org/officeDocument/2006/math" xmlns:v="urn:schemas-microsoft-com:vml" xmlns:wp14="http://schemas.microsoft.com/office/word/2010/wordprocessingDrawing" xmlns:wp="http://schemas.openxmlformats.org/drawingml/2006/wordprocessingDrawing" xmlns:w10="urn:schemas-microsoft-com:office:word" xmlns:w="http://schemas.openxmlformats.org/wordprocessingml/2006/main" xmlns:w14="http://schemas.microsoft.com/office/word/2010/wordml" xmlns:w15="http://schemas.microsoft.com/office/word/2012/wordml" xmlns:wpg="http://schemas.microsoft.com/office/word/2010/wordprocessingGroup" xmlns:wpi="http://schemas.microsoft.com/office/word/2010/wordprocessingInk" xmlns:wne="http://schemas.microsoft.com/office/word/2006/wordml" xmlns:wps="http://schemas.microsoft.com/office/word/2010/wordprocessingShape">
   <w:p/>
 </w:ftr>
 </file>
 
-<file path=word\footer3.xml><?xml version="1.0" encoding="utf-8"?>
+<file path=word/footer3.xml><?xml version="1.0" encoding="utf-8"?>
 <w:ftr xmlns:wpc="http://schemas.microsoft.com/office/word/2010/wordprocessingCanvas" xmlns:mc="http://schemas.openxmlformats.org/markup-compatibility/2006" xmlns:o="urn:schemas-microsoft-com:office:office" xmlns:r="http://schemas.openxmlformats.org/officeDocument/2006/relationships" xmlns:m="http://schemas.openxmlformats.org/officeDocument/2006/math" xmlns:v="urn:schemas-microsoft-com:vml" xmlns:wp14="http://schemas.microsoft.com/office/word/2010/wordprocessingDrawing" xmlns:wp="http://schemas.openxmlformats.org/drawingml/2006/wordprocessingDrawing" xmlns:w10="urn:schemas-microsoft-com:office:word" xmlns:w="http://schemas.openxmlformats.org/wordprocessingml/2006/main" xmlns:w14="http://schemas.microsoft.com/office/word/2010/wordml" xmlns:w15="http://schemas.microsoft.com/office/word/2012/wordml" xmlns:wpg="http://schemas.microsoft.com/office/word/2010/wordprocessingGroup" xmlns:wpi="http://schemas.microsoft.com/office/word/2010/wordprocessingInk" xmlns:wne="http://schemas.microsoft.com/office/word/2006/wordml" xmlns:wps="http://schemas.microsoft.com/office/word/2010/wordprocessingShape">
   <w:p>
     <w:pPr>
@@ -3115,7 +3091,7 @@
 </w:ftr>
 </file>
 
-<file path=word\footer4.xml><?xml version="1.0" encoding="utf-8"?>
+<file path=word/footer4.xml><?xml version="1.0" encoding="utf-8"?>
 <w:ftr xmlns:wpc="http://schemas.microsoft.com/office/word/2010/wordprocessingCanvas" xmlns:mc="http://schemas.openxmlformats.org/markup-compatibility/2006" xmlns:o="urn:schemas-microsoft-com:office:office" xmlns:r="http://schemas.openxmlformats.org/officeDocument/2006/relationships" xmlns:m="http://schemas.openxmlformats.org/officeDocument/2006/math" xmlns:v="urn:schemas-microsoft-com:vml" xmlns:wp14="http://schemas.microsoft.com/office/word/2010/wordprocessingDrawing" xmlns:wp="http://schemas.openxmlformats.org/drawingml/2006/wordprocessingDrawing" xmlns:w10="urn:schemas-microsoft-com:office:word" xmlns:w="http://schemas.openxmlformats.org/wordprocessingml/2006/main" xmlns:w14="http://schemas.microsoft.com/office/word/2010/wordml" xmlns:w15="http://schemas.microsoft.com/office/word/2012/wordml" xmlns:wpg="http://schemas.microsoft.com/office/word/2010/wordprocessingGroup" xmlns:wpi="http://schemas.microsoft.com/office/word/2010/wordprocessingInk" xmlns:wne="http://schemas.microsoft.com/office/word/2006/wordml" xmlns:wps="http://schemas.microsoft.com/office/word/2010/wordprocessingShape">
   <w:p>
     <w:pPr>
@@ -3142,7 +3118,7 @@
 </w:ftr>
 </file>
 
-<file path=word\footnotes.xml><?xml version="1.0" encoding="utf-8"?>
+<file path=word/footnotes.xml><?xml version="1.0" encoding="utf-8"?>
 <w:footnotes xmlns:wpc="http://schemas.microsoft.com/office/word/2010/wordprocessingCanvas" xmlns:mc="http://schemas.openxmlformats.org/markup-compatibility/2006" xmlns:o="urn:schemas-microsoft-com:office:office" xmlns:r="http://schemas.openxmlformats.org/officeDocument/2006/relationships" xmlns:m="http://schemas.openxmlformats.org/officeDocument/2006/math" xmlns:v="urn:schemas-microsoft-com:vml" xmlns:wp14="http://schemas.microsoft.com/office/word/2010/wordprocessingDrawing" xmlns:wp="http://schemas.openxmlformats.org/drawingml/2006/wordprocessingDrawing" xmlns:w10="urn:schemas-microsoft-com:office:word" xmlns:w="http://schemas.openxmlformats.org/wordprocessingml/2006/main" xmlns:w14="http://schemas.microsoft.com/office/word/2010/wordml" xmlns:w15="http://schemas.microsoft.com/office/word/2012/wordml" xmlns:wpg="http://schemas.microsoft.com/office/word/2010/wordprocessingGroup" xmlns:wpi="http://schemas.microsoft.com/office/word/2010/wordprocessingInk" xmlns:wne="http://schemas.microsoft.com/office/word/2006/wordml" xmlns:wps="http://schemas.microsoft.com/office/word/2010/wordprocessingShape" mc:Ignorable="w14 w15 wp14">
   <w:footnote w:type="separator" w:id="-1">
     <w:p>
@@ -3179,7 +3155,7 @@
 </w:footnotes>
 </file>
 
-<file path=word\header1.xml><?xml version="1.0" encoding="utf-8"?>
+<file path=word/header1.xml><?xml version="1.0" encoding="utf-8"?>
 <w:hdr xmlns:wpc="http://schemas.microsoft.com/office/word/2010/wordprocessingCanvas" xmlns:mc="http://schemas.openxmlformats.org/markup-compatibility/2006" xmlns:o="urn:schemas-microsoft-com:office:office" xmlns:r="http://schemas.openxmlformats.org/officeDocument/2006/relationships" xmlns:m="http://schemas.openxmlformats.org/officeDocument/2006/math" xmlns:v="urn:schemas-microsoft-com:vml" xmlns:wp14="http://schemas.microsoft.com/office/word/2010/wordprocessingDrawing" xmlns:wp="http://schemas.openxmlformats.org/drawingml/2006/wordprocessingDrawing" xmlns:w10="urn:schemas-microsoft-com:office:word" xmlns:w="http://schemas.openxmlformats.org/wordprocessingml/2006/main" xmlns:w14="http://schemas.microsoft.com/office/word/2010/wordml" xmlns:w15="http://schemas.microsoft.com/office/word/2012/wordml" xmlns:wpg="http://schemas.microsoft.com/office/word/2010/wordprocessingGroup" xmlns:wpi="http://schemas.microsoft.com/office/word/2010/wordprocessingInk" xmlns:wne="http://schemas.microsoft.com/office/word/2006/wordml" xmlns:wps="http://schemas.microsoft.com/office/word/2010/wordprocessingShape" xmlns:cx="http://schemas.microsoft.com/office/drawing/2014/chartex" xmlns:cx1="http://schemas.microsoft.com/office/drawing/2015/9/8/chartex" xmlns:cx2="http://schemas.microsoft.com/office/drawing/2015/10/21/chartex" xmlns:cx3="http://schemas.microsoft.com/office/drawing/2016/5/9/chartex" xmlns:cx4="http://schemas.microsoft.com/office/drawing/2016/5/10/chartex" xmlns:cx5="http://schemas.microsoft.com/office/drawing/2016/5/11/chartex" xmlns:cx6="http://schemas.microsoft.com/office/drawing/2016/5/12/chartex" xmlns:cx7="http://schemas.microsoft.com/office/drawing/2016/5/13/chartex" xmlns:cx8="http://schemas.microsoft.com/office/drawing/2016/5/14/chartex" xmlns:w16cid="http://schemas.microsoft.com/office/word/2016/wordml/cid" xmlns:w16se="http://schemas.microsoft.com/office/word/2015/wordml/symex">
   <w:p>
     <w:pPr>
@@ -3200,13 +3176,13 @@
 </w:hdr>
 </file>
 
-<file path=word\header2.xml><?xml version="1.0" encoding="utf-8"?>
+<file path=word/header2.xml><?xml version="1.0" encoding="utf-8"?>
 <w:hdr xmlns:wpc="http://schemas.microsoft.com/office/word/2010/wordprocessingCanvas" xmlns:mc="http://schemas.openxmlformats.org/markup-compatibility/2006" xmlns:o="urn:schemas-microsoft-com:office:office" xmlns:r="http://schemas.openxmlformats.org/officeDocument/2006/relationships" xmlns:m="http://schemas.openxmlformats.org/officeDocument/2006/math" xmlns:v="urn:schemas-microsoft-com:vml" xmlns:wp14="http://schemas.microsoft.com/office/word/2010/wordprocessingDrawing" xmlns:wp="http://schemas.openxmlformats.org/drawingml/2006/wordprocessingDrawing" xmlns:w10="urn:schemas-microsoft-com:office:word" xmlns:w="http://schemas.openxmlformats.org/wordprocessingml/2006/main" xmlns:w14="http://schemas.microsoft.com/office/word/2010/wordml" xmlns:w15="http://schemas.microsoft.com/office/word/2012/wordml" xmlns:wpg="http://schemas.microsoft.com/office/word/2010/wordprocessingGroup" xmlns:wpi="http://schemas.microsoft.com/office/word/2010/wordprocessingInk" xmlns:wne="http://schemas.microsoft.com/office/word/2006/wordml" xmlns:wps="http://schemas.microsoft.com/office/word/2010/wordprocessingShape" xmlns:cx="http://schemas.microsoft.com/office/drawing/2014/chartex" xmlns:cx1="http://schemas.microsoft.com/office/drawing/2015/9/8/chartex" xmlns:cx2="http://schemas.microsoft.com/office/drawing/2015/10/21/chartex" xmlns:cx3="http://schemas.microsoft.com/office/drawing/2016/5/9/chartex" xmlns:cx4="http://schemas.microsoft.com/office/drawing/2016/5/10/chartex" xmlns:cx5="http://schemas.microsoft.com/office/drawing/2016/5/11/chartex" xmlns:cx6="http://schemas.microsoft.com/office/drawing/2016/5/12/chartex" xmlns:cx7="http://schemas.microsoft.com/office/drawing/2016/5/13/chartex" xmlns:cx8="http://schemas.microsoft.com/office/drawing/2016/5/14/chartex" xmlns:w16cid="http://schemas.microsoft.com/office/word/2016/wordml/cid" xmlns:w16se="http://schemas.microsoft.com/office/word/2015/wordml/symex">
   <w:p/>
 </w:hdr>
 </file>
 
-<file path=word\header3.xml><?xml version="1.0" encoding="utf-8"?>
+<file path=word/header3.xml><?xml version="1.0" encoding="utf-8"?>
 <w:hdr xmlns:wpc="http://schemas.microsoft.com/office/word/2010/wordprocessingCanvas" xmlns:mc="http://schemas.openxmlformats.org/markup-compatibility/2006" xmlns:o="urn:schemas-microsoft-com:office:office" xmlns:r="http://schemas.openxmlformats.org/officeDocument/2006/relationships" xmlns:m="http://schemas.openxmlformats.org/officeDocument/2006/math" xmlns:v="urn:schemas-microsoft-com:vml" xmlns:wp14="http://schemas.microsoft.com/office/word/2010/wordprocessingDrawing" xmlns:wp="http://schemas.openxmlformats.org/drawingml/2006/wordprocessingDrawing" xmlns:w10="urn:schemas-microsoft-com:office:word" xmlns:w="http://schemas.openxmlformats.org/wordprocessingml/2006/main" xmlns:w14="http://schemas.microsoft.com/office/word/2010/wordml" xmlns:w15="http://schemas.microsoft.com/office/word/2012/wordml" xmlns:wpg="http://schemas.microsoft.com/office/word/2010/wordprocessingGroup" xmlns:wpi="http://schemas.microsoft.com/office/word/2010/wordprocessingInk" xmlns:wne="http://schemas.microsoft.com/office/word/2006/wordml" xmlns:wps="http://schemas.microsoft.com/office/word/2010/wordprocessingShape" xmlns:cx="http://schemas.microsoft.com/office/drawing/2014/chartex" xmlns:cx1="http://schemas.microsoft.com/office/drawing/2015/9/8/chartex" xmlns:cx2="http://schemas.microsoft.com/office/drawing/2015/10/21/chartex" xmlns:cx3="http://schemas.microsoft.com/office/drawing/2016/5/9/chartex" xmlns:cx4="http://schemas.microsoft.com/office/drawing/2016/5/10/chartex" xmlns:cx5="http://schemas.microsoft.com/office/drawing/2016/5/11/chartex" xmlns:cx6="http://schemas.microsoft.com/office/drawing/2016/5/12/chartex" xmlns:cx7="http://schemas.microsoft.com/office/drawing/2016/5/13/chartex" xmlns:cx8="http://schemas.microsoft.com/office/drawing/2016/5/14/chartex" xmlns:w16cid="http://schemas.microsoft.com/office/word/2016/wordml/cid" xmlns:w16se="http://schemas.microsoft.com/office/word/2015/wordml/symex">
   <w:p>
     <w:pPr>
@@ -3227,7 +3203,7 @@
 </w:hdr>
 </file>
 
-<file path=word\header4.xml><?xml version="1.0" encoding="utf-8"?>
+<file path=word/header4.xml><?xml version="1.0" encoding="utf-8"?>
 <w:hdr xmlns:wpc="http://schemas.microsoft.com/office/word/2010/wordprocessingCanvas" xmlns:mc="http://schemas.openxmlformats.org/markup-compatibility/2006" xmlns:o="urn:schemas-microsoft-com:office:office" xmlns:r="http://schemas.openxmlformats.org/officeDocument/2006/relationships" xmlns:m="http://schemas.openxmlformats.org/officeDocument/2006/math" xmlns:v="urn:schemas-microsoft-com:vml" xmlns:wp14="http://schemas.microsoft.com/office/word/2010/wordprocessingDrawing" xmlns:wp="http://schemas.openxmlformats.org/drawingml/2006/wordprocessingDrawing" xmlns:w10="urn:schemas-microsoft-com:office:word" xmlns:w="http://schemas.openxmlformats.org/wordprocessingml/2006/main" xmlns:w14="http://schemas.microsoft.com/office/word/2010/wordml" xmlns:w15="http://schemas.microsoft.com/office/word/2012/wordml" xmlns:wpg="http://schemas.microsoft.com/office/word/2010/wordprocessingGroup" xmlns:wpi="http://schemas.microsoft.com/office/word/2010/wordprocessingInk" xmlns:wne="http://schemas.microsoft.com/office/word/2006/wordml" xmlns:wps="http://schemas.microsoft.com/office/word/2010/wordprocessingShape" xmlns:cx="http://schemas.microsoft.com/office/drawing/2014/chartex" xmlns:cx1="http://schemas.microsoft.com/office/drawing/2015/9/8/chartex" xmlns:cx2="http://schemas.microsoft.com/office/drawing/2015/10/21/chartex" xmlns:cx3="http://schemas.microsoft.com/office/drawing/2016/5/9/chartex" xmlns:cx4="http://schemas.microsoft.com/office/drawing/2016/5/10/chartex" xmlns:cx5="http://schemas.microsoft.com/office/drawing/2016/5/11/chartex" xmlns:cx6="http://schemas.microsoft.com/office/drawing/2016/5/12/chartex" xmlns:cx7="http://schemas.microsoft.com/office/drawing/2016/5/13/chartex" xmlns:cx8="http://schemas.microsoft.com/office/drawing/2016/5/14/chartex" xmlns:w16cid="http://schemas.microsoft.com/office/word/2016/wordml/cid" xmlns:w16se="http://schemas.microsoft.com/office/word/2015/wordml/symex">
   <w:p>
     <w:pPr>
@@ -3248,7 +3224,7 @@
 </w:hdr>
 </file>
 
-<file path=word\numbering.xml><?xml version="1.0" encoding="utf-8"?>
+<file path=word/numbering.xml><?xml version="1.0" encoding="utf-8"?>
 <w:numbering xmlns:wpc="http://schemas.microsoft.com/office/word/2010/wordprocessingCanvas" xmlns:mc="http://schemas.openxmlformats.org/markup-compatibility/2006" xmlns:o="urn:schemas-microsoft-com:office:office" xmlns:r="http://schemas.openxmlformats.org/officeDocument/2006/relationships" xmlns:m="http://schemas.openxmlformats.org/officeDocument/2006/math" xmlns:v="urn:schemas-microsoft-com:vml" xmlns:wp14="http://schemas.microsoft.com/office/word/2010/wordprocessingDrawing" xmlns:wp="http://schemas.openxmlformats.org/drawingml/2006/wordprocessingDrawing" xmlns:w10="urn:schemas-microsoft-com:office:word" xmlns:w="http://schemas.openxmlformats.org/wordprocessingml/2006/main" xmlns:w14="http://schemas.microsoft.com/office/word/2010/wordml" xmlns:w15="http://schemas.microsoft.com/office/word/2012/wordml" xmlns:wpg="http://schemas.microsoft.com/office/word/2010/wordprocessingGroup" xmlns:wpi="http://schemas.microsoft.com/office/word/2010/wordprocessingInk" xmlns:wne="http://schemas.microsoft.com/office/word/2006/wordml" xmlns:wps="http://schemas.microsoft.com/office/word/2010/wordprocessingShape" mc:Ignorable="w14 w15 wp14">
   <w:abstractNum w:abstractNumId="1" w15:restartNumberingAfterBreak="0">
     <w:multiLevelType w:val="hybridMultilevel"/>
@@ -3364,17 +3340,7 @@
 </w:numbering>
 </file>
 
-<file path=word\settings.xml><?xml version="1.0" encoding="utf-8"?>
-<w:settings xmlns:wpc="http://schemas.microsoft.com/office/word/2010/wordprocessingCanvas" xmlns:mc="http://schemas.openxmlformats.org/markup-compatibility/2006" xmlns:o="urn:schemas-microsoft-com:office:office" xmlns:r="http://schemas.openxmlformats.org/officeDocument/2006/relationships" xmlns:m="http://schemas.openxmlformats.org/officeDocument/2006/math" xmlns:v="urn:schemas-microsoft-com:vml" xmlns:wp14="http://schemas.microsoft.com/office/word/2010/wordprocessingDrawing" xmlns:wp="http://schemas.openxmlformats.org/drawingml/2006/wordprocessingDrawing" xmlns:w10="urn:schemas-microsoft-com:office:word" xmlns:w="http://schemas.openxmlformats.org/wordprocessingml/2006/main" xmlns:w14="http://schemas.microsoft.com/office/word/2010/wordml" xmlns:w15="http://schemas.microsoft.com/office/word/2012/wordml" xmlns:wpg="http://schemas.microsoft.com/office/word/2010/wordprocessingGroup" xmlns:wpi="http://schemas.microsoft.com/office/word/2010/wordprocessingInk" xmlns:wne="http://schemas.microsoft.com/office/word/2006/wordml" xmlns:wps="http://schemas.microsoft.com/office/word/2010/wordprocessingShape" mc:Ignorable="w14 w15 wp14">
-  <w:displayBackgroundShape/>
-  <w:evenAndOddHeaders w:val="false"/>
-  <w:compat>
-    <w:compatSetting w:val="15" w:name="compatibilityMode" w:uri="http://schemas.microsoft.com/office/word"/>
-  </w:compat>
-</w:settings>
-</file>
-
-<file path=word\styles.xml><?xml version="1.0" encoding="utf-8"?>
+<file path=word/styles.xml><?xml version="1.0" encoding="utf-8"?>
 <w:styles xmlns:mc="http://schemas.openxmlformats.org/markup-compatibility/2006" xmlns:r="http://schemas.openxmlformats.org/officeDocument/2006/relationships" xmlns:w="http://schemas.openxmlformats.org/wordprocessingml/2006/main" xmlns:w14="http://schemas.microsoft.com/office/word/2010/wordml" xmlns:w15="http://schemas.microsoft.com/office/word/2012/wordml" mc:Ignorable="w14 w15">
   <w:docDefaults>
     <w:rPrDefault>
